--- a/4/ППОИС/ППОИС_3_АлбахтинИВ.docx
+++ b/4/ППОИС/ППОИС_3_АлбахтинИВ.docx
@@ -1619,6 +1619,7 @@
     <w:p>
       <w:pPr>
         <w:keepNext/>
+        <w:keepLines/>
         <w:spacing w:after="0" w:line="240" w:lineRule="auto"/>
         <w:ind w:left="0" w:firstLine="0"/>
         <w:jc w:val="center"/>
@@ -1629,7 +1630,7 @@
         </w:rPr>
         <w:drawing>
           <wp:inline distT="0" distB="0" distL="0" distR="0" wp14:anchorId="6E6E1BBA" wp14:editId="112AA33D">
-            <wp:extent cx="5946835" cy="5219999"/>
+            <wp:extent cx="5515714" cy="5148000"/>
             <wp:effectExtent l="0" t="0" r="0" b="0"/>
             <wp:docPr id="298370864" name="Picture 298370864"/>
             <wp:cNvGraphicFramePr>
@@ -1651,7 +1652,7 @@
                   <pic:spPr>
                     <a:xfrm>
                       <a:off x="0" y="0"/>
-                      <a:ext cx="5946835" cy="5219999"/>
+                      <a:ext cx="5515714" cy="5148000"/>
                     </a:xfrm>
                     <a:prstGeom prst="rect">
                       <a:avLst/>
@@ -9781,12 +9782,15 @@
         <w:pStyle w:val="1"/>
       </w:pPr>
       <w:r>
+        <w:lastRenderedPageBreak/>
         <w:t>Список использованных источников</w:t>
       </w:r>
     </w:p>
     <w:p>
       <w:pPr>
         <w:pStyle w:val="ReportBody"/>
+        <w:keepNext/>
+        <w:keepLines/>
       </w:pPr>
       <w:r>
         <w:rPr>
@@ -9798,18 +9802,20 @@
     <w:p>
       <w:pPr>
         <w:pStyle w:val="ReportBody"/>
+        <w:keepNext/>
+        <w:keepLines/>
       </w:pPr>
       <w:r>
         <w:rPr>
           <w:rFonts w:eastAsia="Times New Roman" w:cs="Times New Roman"/>
         </w:rPr>
-        <w:lastRenderedPageBreak/>
         <w:t>2. Албахтин И.В. ППОИС. Отчёт по практической работе № 1. Москва, 2026.</w:t>
       </w:r>
     </w:p>
     <w:p>
       <w:pPr>
         <w:pStyle w:val="ReportBody"/>
+        <w:keepLines/>
       </w:pPr>
       <w:r>
         <w:rPr>
